--- a/courts/fifth-circuit/louisiana/state/supreme-court/brief-on-the-merits/usage/OUTPUT-brief-on-the-merits.docx
+++ b/courts/fifth-circuit/louisiana/state/supreme-court/brief-on-the-merits/usage/OUTPUT-brief-on-the-merits.docx
@@ -12284,9 +12284,7 @@
         <w:t xml:space="preserve"> </w:t>
       </w:r>
       <w:r>
-        <w:t xml:space="preserve">https://​www.​oyez.​org/​cases/​2020/​19</w:t>
-        <w:noBreakHyphen/>
-        <w:t xml:space="preserve">5807</w:t>
+        <w:t xml:space="preserve">https://​www.​oyez.​org/​cases/​2020/​19-⁠5807</w:t>
       </w:r>
       <w:r>
         <w:t xml:space="preserve">   </w:t>
@@ -12631,7 +12629,7 @@
         <w:pStyle w:val="BodyText"/>
       </w:pPr>
       <w:r>
-        <w:t xml:space="preserve">Authorities later recovered Moliere’s papers and family photos “on the river side of the levee just opposite the house where [Reddick] resided.” ROA.61, 1868. Sometime after that, a young boy found a .357 magnum pistol with Reddick’s initials—“R.R.”—carved into the handle. ROA.1090, 1122, 1718, 1738–39, 1767, 1871. The boy found the gun not far from the location where Moliere’s papers and family photos had been found. ROA.1094, 1102, 1707, 1725, 1868. The gun contained one spent round and five live rounds of ammunition. ROA.1093, 1966.</w:t>
+        <w:t xml:space="preserve">Authorities later recovered Moliere’s papers and family photos “on the river side of the levee just opposite the house where [Reddick] resided.” ROA.61, 1868. Sometime after that, a young boy found a ⁠.357 magnum pistol with Reddick’s initials—“R.R.”—carved into the handle. ROA.1090, 1122, 1718, 1738–39, 1767, 1871. The boy found the gun not far from the location where Moliere’s papers and family photos had been found. ROA.1094, 1102, 1707, 1725, 1868. The gun contained one spent round and five live rounds of ammunition. ROA.1093, 1966.</w:t>
       </w:r>
     </w:p>
     <w:p>
@@ -14587,7 +14585,7 @@
         <w:t xml:space="preserve">Montgomery</w:t>
       </w:r>
       <w:r>
-        <w:t xml:space="preserve">, 577 U.S. at 198. Substantive rules also include “decisions that narrow the scope of a criminal statute by interpreting its terms . . . [and] constitutional determinations that place particular conduct or persons covered by the statute beyond the State’s power to punish.”</w:t>
+        <w:t xml:space="preserve">, 577 U.S. at 198. Substantive rules also include “decisions that narrow the scope of a criminal statute by interpreting its terms ⁠. ⁠. ⁠. [and] constitutional determinations that place particular conduct or persons covered by the statute beyond the State’s power to punish.”</w:t>
       </w:r>
       <w:r>
         <w:t xml:space="preserve"> </w:t>
@@ -16025,7 +16023,7 @@
         <w:t xml:space="preserve">v. United States</w:t>
       </w:r>
       <w:r>
-        <w:t xml:space="preserve">, 401 U.S. 667, 691 (Harlan, J., concurring)). According to Justice Harlan, relitigating “facts buried in the remote past through presentation of witnesses whose memories of the relevant events often have dimmed . . . may well, ironically, produce a second trial no more reliable as a matter of getting at the truth than the first.”</w:t>
+        <w:t xml:space="preserve">, 401 U.S. 667, 691 (Harlan, J., concurring)). According to Justice Harlan, relitigating “facts buried in the remote past through presentation of witnesses whose memories of the relevant events often have dimmed ⁠. ⁠. ⁠. may well, ironically, produce a second trial no more reliable as a matter of getting at the truth than the first.”</w:t>
       </w:r>
       <w:r>
         <w:t xml:space="preserve"> </w:t>
@@ -16108,7 +16106,7 @@
         <w:t xml:space="preserve">Teague</w:t>
       </w:r>
       <w:r>
-        <w:t xml:space="preserve">’s retroactivity bar limits only the scope of federal habeas relief,” . . . States are free to make new procedural rules retroactive on state collateral review.” (cleaned up));</w:t>
+        <w:t xml:space="preserve">’s retroactivity bar limits only the scope of federal habeas relief,” ⁠. ⁠. ⁠. States are free to make new procedural rules retroactive on state collateral review.” (cleaned up));</w:t>
       </w:r>
       <w:r>
         <w:t xml:space="preserve"> </w:t>
@@ -16881,7 +16879,7 @@
         <w:t xml:space="preserve">Beard</w:t>
       </w:r>
       <w:r>
-        <w:t xml:space="preserve">, 542 U.S. at 417. That “sweeping rule . . . established an affirmative right to counsel in all felony cases.”</w:t>
+        <w:t xml:space="preserve">, 542 U.S. at 417. That “sweeping rule ⁠. ⁠. ⁠. established an affirmative right to counsel in all felony cases.”</w:t>
       </w:r>
       <w:r>
         <w:t xml:space="preserve"> </w:t>
@@ -19477,7 +19475,7 @@
         <w:t xml:space="preserve">Saffle</w:t>
       </w:r>
       <w:r>
-        <w:t xml:space="preserve">, 494 U.S. at 495 (“The objectives of fairness and accuracy are more likely to be threatened rather than promoted by a rule allowing the sentence to turn on whether the defendant . . . can strike an emotional chord in a juror.”).</w:t>
+        <w:t xml:space="preserve">, 494 U.S. at 495 (“The objectives of fairness and accuracy are more likely to be threatened rather than promoted by a rule allowing the sentence to turn on whether the defendant ⁠. ⁠. ⁠. can strike an emotional chord in a juror.”).</w:t>
       </w:r>
     </w:p>
     <w:p>
@@ -19759,7 +19757,7 @@
         <w:pStyle w:val="BodyText"/>
       </w:pPr>
       <w:r>
-        <w:t xml:space="preserve">Notably, England no longer requires juries to render verdicts unanimously. “In England . . . the requirement of a unanimous verdict was dropped in 1967 by the Criminal Justice Act, which permitted verdicts of ten to two.” Sally</w:t>
+        <w:t xml:space="preserve">Notably, England no longer requires juries to render verdicts unanimously. “In England ⁠. ⁠. ⁠. the requirement of a unanimous verdict was dropped in 1967 by the Criminal Justice Act, which permitted verdicts of ten to two.” Sally</w:t>
       </w:r>
       <w:r>
         <w:t xml:space="preserve"> </w:t>
@@ -20911,7 +20909,7 @@
         <w:t xml:space="preserve"> </w:t>
       </w:r>
       <w:r>
-        <w:t xml:space="preserve">§ 3 (“No law shall discriminate against a person because of race . . . .”).</w:t>
+        <w:t xml:space="preserve">§ 3 (“No law shall discriminate against a person because of race ⁠. ⁠. ⁠. ⁠.”).</w:t>
       </w:r>
     </w:p>
     <w:p>
@@ -23485,13 +23483,7 @@
         <w:t xml:space="preserve">Edwards v. Vannoy</w:t>
       </w:r>
       <w:r>
-        <w:t xml:space="preserve">, https://​www.​oyez.​org/​cases/​2020/​19</w:t>
-      </w:r>
-      <w:r>
-        <w:noBreakHyphen/>
-      </w:r>
-      <w:r>
-        <w:t xml:space="preserve">5807.</w:t>
+        <w:t xml:space="preserve">, https://​www.​oyez.​org/​cases/​2020/​19-⁠5807.</w:t>
       </w:r>
     </w:p>
   </w:footnote>
